--- a/văn bản pháp quy/3906 QĐ-PKKQ.docx
+++ b/văn bản pháp quy/3906 QĐ-PKKQ.docx
@@ -1,6 +1,6 @@
 
 <file path=word/document.xml><?xml version="1.0" encoding="utf-8"?>
-<w:document xmlns:wpc="http://schemas.microsoft.com/office/word/2010/wordprocessingCanvas" xmlns:cx="http://schemas.microsoft.com/office/drawing/2014/chartex" xmlns:cx1="http://schemas.microsoft.com/office/drawing/2015/9/8/chartex" xmlns:cx2="http://schemas.microsoft.com/office/drawing/2015/10/21/chartex" xmlns:cx3="http://schemas.microsoft.com/office/drawing/2016/5/9/chartex" xmlns:cx4="http://schemas.microsoft.com/office/drawing/2016/5/10/chartex" xmlns:cx5="http://schemas.microsoft.com/office/drawing/2016/5/11/chartex" xmlns:cx6="http://schemas.microsoft.com/office/drawing/2016/5/12/chartex" xmlns:cx7="http://schemas.microsoft.com/office/drawing/2016/5/13/chartex" xmlns:cx8="http://schemas.microsoft.com/office/drawing/2016/5/14/chartex" xmlns:mc="http://schemas.openxmlformats.org/markup-compatibility/2006" xmlns:aink="http://schemas.microsoft.com/office/drawing/2016/ink" xmlns:am3d="http://schemas.microsoft.com/office/drawing/2017/model3d" xmlns:o="urn:schemas-microsoft-com:office:office" xmlns:oel="http://schemas.microsoft.com/office/2019/extlst" xmlns:r="http://schemas.openxmlformats.org/officeDocument/2006/relationships" xmlns:m="http://schemas.openxmlformats.org/officeDocument/2006/math" xmlns:v="urn:schemas-microsoft-com:vml" xmlns:wp14="http://schemas.microsoft.com/office/word/2010/wordprocessingDrawing" xmlns:wp="http://schemas.openxmlformats.org/drawingml/2006/wordprocessingDrawing" xmlns:w10="urn:schemas-microsoft-com:office:word" xmlns:w="http://schemas.openxmlformats.org/wordprocessingml/2006/main" xmlns:w14="http://schemas.microsoft.com/office/word/2010/wordml" xmlns:w15="http://schemas.microsoft.com/office/word/2012/wordml" xmlns:w16cei="http://schemas.microsoft.com/office/word/2026/wordml/cei" xmlns:w16cex="http://schemas.microsoft.com/office/word/2018/wordml/cex" xmlns:w16cid="http://schemas.microsoft.com/office/word/2016/wordml/cid" xmlns:w16="http://schemas.microsoft.com/office/word/2018/wordml" xmlns:w16du="http://schemas.microsoft.com/office/word/2023/wordml/word16du" xmlns:w16sdtdh="http://schemas.microsoft.com/office/word/2020/wordml/sdtdatahash" xmlns:w16sdtfl="http://schemas.microsoft.com/office/word/2024/wordml/sdtformatlock" xmlns:w16se="http://schemas.microsoft.com/office/word/2015/wordml/symex" xmlns:wpg="http://schemas.microsoft.com/office/word/2010/wordprocessingGroup" xmlns:wpi="http://schemas.microsoft.com/office/word/2010/wordprocessingInk" xmlns:wne="http://schemas.microsoft.com/office/word/2006/wordml" xmlns:wps="http://schemas.microsoft.com/office/word/2010/wordprocessingShape" mc:Ignorable="w14 w15 w16se w16cid w16 w16cex w16sdtdh w16sdtfl w16du wp14">
+<w:document xmlns:wpc="http://schemas.microsoft.com/office/word/2010/wordprocessingCanvas" xmlns:cx="http://schemas.microsoft.com/office/drawing/2014/chartex" xmlns:cx1="http://schemas.microsoft.com/office/drawing/2015/9/8/chartex" xmlns:cx2="http://schemas.microsoft.com/office/drawing/2015/10/21/chartex" xmlns:cx3="http://schemas.microsoft.com/office/drawing/2016/5/9/chartex" xmlns:cx4="http://schemas.microsoft.com/office/drawing/2016/5/10/chartex" xmlns:cx5="http://schemas.microsoft.com/office/drawing/2016/5/11/chartex" xmlns:cx6="http://schemas.microsoft.com/office/drawing/2016/5/12/chartex" xmlns:cx7="http://schemas.microsoft.com/office/drawing/2016/5/13/chartex" xmlns:cx8="http://schemas.microsoft.com/office/drawing/2016/5/14/chartex" xmlns:mc="http://schemas.openxmlformats.org/markup-compatibility/2006" xmlns:aink="http://schemas.microsoft.com/office/drawing/2016/ink" xmlns:am3d="http://schemas.microsoft.com/office/drawing/2017/model3d" xmlns:o="urn:schemas-microsoft-com:office:office" xmlns:oel="http://schemas.microsoft.com/office/2019/extlst" xmlns:r="http://schemas.openxmlformats.org/officeDocument/2006/relationships" xmlns:m="http://schemas.openxmlformats.org/officeDocument/2006/math" xmlns:v="urn:schemas-microsoft-com:vml" xmlns:wp14="http://schemas.microsoft.com/office/word/2010/wordprocessingDrawing" xmlns:wp="http://schemas.openxmlformats.org/drawingml/2006/wordprocessingDrawing" xmlns:w10="urn:schemas-microsoft-com:office:word" xmlns:w="http://schemas.openxmlformats.org/wordprocessingml/2006/main" xmlns:w14="http://schemas.microsoft.com/office/word/2010/wordml" xmlns:w15="http://schemas.microsoft.com/office/word/2012/wordml" xmlns:w16cex="http://schemas.microsoft.com/office/word/2018/wordml/cex" xmlns:w16cid="http://schemas.microsoft.com/office/word/2016/wordml/cid" xmlns:w16="http://schemas.microsoft.com/office/word/2018/wordml" xmlns:w16du="http://schemas.microsoft.com/office/word/2023/wordml/word16du" xmlns:w16sdtdh="http://schemas.microsoft.com/office/word/2020/wordml/sdtdatahash" xmlns:w16sdtfl="http://schemas.microsoft.com/office/word/2024/wordml/sdtformatlock" xmlns:w16se="http://schemas.microsoft.com/office/word/2015/wordml/symex" xmlns:wpg="http://schemas.microsoft.com/office/word/2010/wordprocessingGroup" xmlns:wpi="http://schemas.microsoft.com/office/word/2010/wordprocessingInk" xmlns:wne="http://schemas.microsoft.com/office/word/2006/wordml" xmlns:wps="http://schemas.microsoft.com/office/word/2010/wordprocessingShape" mc:Ignorable="w14 w15 w16se w16cid w16 w16cex w16sdtdh w16sdtfl w16du wp14">
   <w:body>
     <w:tbl>
       <w:tblPr>
@@ -2700,7 +2700,7 @@
       </w:tr>
       <w:tr>
         <w:trPr>
-          <w:trHeight w:val="300"/>
+          <w:trHeight w:val="570"/>
         </w:trPr>
         <w:tc>
           <w:tcPr>
@@ -2767,183 +2767,78 @@
           <w:p>
             <w:pPr>
               <w:spacing w:after="0" w:line="240" w:lineRule="auto"/>
-              <w:jc w:val="center"/>
-              <w:rPr>
-                <w:rFonts w:eastAsia="Times New Roman" w:cs="Times New Roman"/>
-                <w:b/>
-                <w:bCs/>
-                <w:kern w:val="0"/>
-                <w:sz w:val="22"/>
-                <w:szCs w:val="22"/>
-                <w14:ligatures w14:val="none"/>
-              </w:rPr>
-            </w:pPr>
-          </w:p>
-          <w:p>
-            <w:pPr>
-              <w:spacing w:after="0" w:line="240" w:lineRule="auto"/>
-              <w:jc w:val="center"/>
-              <w:rPr>
-                <w:rFonts w:eastAsia="Times New Roman" w:cs="Times New Roman"/>
-                <w:b/>
-                <w:bCs/>
-                <w:kern w:val="0"/>
-                <w:sz w:val="22"/>
-                <w:szCs w:val="22"/>
-                <w14:ligatures w14:val="none"/>
-              </w:rPr>
-            </w:pPr>
-          </w:p>
-          <w:p>
-            <w:pPr>
-              <w:spacing w:after="0" w:line="240" w:lineRule="auto"/>
-              <w:jc w:val="center"/>
-              <w:rPr>
-                <w:rFonts w:eastAsia="Times New Roman" w:cs="Times New Roman"/>
-                <w:b/>
-                <w:bCs/>
-                <w:kern w:val="0"/>
-                <w:sz w:val="22"/>
-                <w:szCs w:val="22"/>
-                <w14:ligatures w14:val="none"/>
-              </w:rPr>
-            </w:pPr>
-          </w:p>
-          <w:p>
-            <w:pPr>
-              <w:spacing w:after="0" w:line="240" w:lineRule="auto"/>
-              <w:jc w:val="center"/>
-              <w:rPr>
-                <w:rFonts w:eastAsia="Times New Roman" w:cs="Times New Roman"/>
-                <w:b/>
-                <w:bCs/>
-                <w:kern w:val="0"/>
-                <w:sz w:val="22"/>
-                <w:szCs w:val="22"/>
-                <w14:ligatures w14:val="none"/>
-              </w:rPr>
-            </w:pPr>
-          </w:p>
-          <w:p>
-            <w:pPr>
-              <w:spacing w:after="0" w:line="240" w:lineRule="auto"/>
-              <w:jc w:val="center"/>
-              <w:rPr>
-                <w:rFonts w:eastAsia="Times New Roman" w:cs="Times New Roman"/>
-                <w:b/>
-                <w:bCs/>
-                <w:kern w:val="0"/>
-                <w:sz w:val="22"/>
-                <w:szCs w:val="22"/>
-                <w14:ligatures w14:val="none"/>
-              </w:rPr>
-            </w:pPr>
-          </w:p>
-          <w:p>
-            <w:pPr>
-              <w:spacing w:after="0" w:line="240" w:lineRule="auto"/>
-              <w:jc w:val="center"/>
-              <w:rPr>
-                <w:rFonts w:eastAsia="Times New Roman" w:cs="Times New Roman"/>
-                <w:b/>
-                <w:bCs/>
-                <w:kern w:val="0"/>
-                <w:sz w:val="22"/>
-                <w:szCs w:val="22"/>
-                <w14:ligatures w14:val="none"/>
-              </w:rPr>
-            </w:pPr>
-          </w:p>
-          <w:p>
-            <w:pPr>
-              <w:spacing w:after="0" w:line="240" w:lineRule="auto"/>
-              <w:jc w:val="center"/>
-              <w:rPr>
-                <w:rFonts w:eastAsia="Times New Roman" w:cs="Times New Roman"/>
-                <w:b/>
-                <w:bCs/>
-                <w:kern w:val="0"/>
-                <w:sz w:val="22"/>
-                <w:szCs w:val="22"/>
-                <w14:ligatures w14:val="none"/>
-              </w:rPr>
-            </w:pPr>
-          </w:p>
-          <w:p>
-            <w:pPr>
-              <w:spacing w:after="0" w:line="240" w:lineRule="auto"/>
-              <w:jc w:val="center"/>
-              <w:rPr>
-                <w:rFonts w:eastAsia="Times New Roman" w:cs="Times New Roman"/>
-                <w:b/>
-                <w:bCs/>
-                <w:kern w:val="0"/>
-                <w:sz w:val="22"/>
-                <w:szCs w:val="22"/>
-                <w14:ligatures w14:val="none"/>
-              </w:rPr>
-            </w:pPr>
-          </w:p>
-          <w:p>
-            <w:pPr>
-              <w:spacing w:after="0" w:line="240" w:lineRule="auto"/>
-              <w:jc w:val="center"/>
-              <w:rPr>
-                <w:rFonts w:eastAsia="Times New Roman" w:cs="Times New Roman"/>
-                <w:b/>
-                <w:bCs/>
-                <w:kern w:val="0"/>
-                <w:sz w:val="22"/>
-                <w:szCs w:val="22"/>
-                <w14:ligatures w14:val="none"/>
-              </w:rPr>
-            </w:pPr>
-          </w:p>
-          <w:p>
-            <w:pPr>
-              <w:spacing w:after="0" w:line="240" w:lineRule="auto"/>
-              <w:jc w:val="center"/>
-              <w:rPr>
-                <w:rFonts w:eastAsia="Times New Roman" w:cs="Times New Roman"/>
-                <w:b/>
-                <w:bCs/>
-                <w:kern w:val="0"/>
-                <w:sz w:val="22"/>
-                <w:szCs w:val="22"/>
-                <w14:ligatures w14:val="none"/>
-              </w:rPr>
-            </w:pPr>
-          </w:p>
-          <w:p>
-            <w:pPr>
-              <w:spacing w:after="0" w:line="240" w:lineRule="auto"/>
-              <w:jc w:val="center"/>
-              <w:rPr>
-                <w:rFonts w:eastAsia="Times New Roman" w:cs="Times New Roman"/>
-                <w:b/>
-                <w:bCs/>
-                <w:kern w:val="0"/>
-                <w:sz w:val="22"/>
-                <w:szCs w:val="22"/>
-                <w14:ligatures w14:val="none"/>
-              </w:rPr>
-            </w:pPr>
-          </w:p>
-          <w:p>
-            <w:pPr>
-              <w:spacing w:after="0" w:line="240" w:lineRule="auto"/>
-              <w:jc w:val="center"/>
-              <w:rPr>
-                <w:rFonts w:eastAsia="Times New Roman" w:cs="Times New Roman"/>
-                <w:b/>
-                <w:bCs/>
-                <w:kern w:val="0"/>
-                <w:sz w:val="22"/>
-                <w:szCs w:val="22"/>
-                <w14:ligatures w14:val="none"/>
-              </w:rPr>
-            </w:pPr>
-          </w:p>
+              <w:rPr>
+                <w:rFonts w:eastAsia="Times New Roman" w:cs="Times New Roman"/>
+                <w:b/>
+                <w:bCs/>
+                <w:kern w:val="0"/>
+                <w:sz w:val="22"/>
+                <w:szCs w:val="22"/>
+                <w14:ligatures w14:val="none"/>
+              </w:rPr>
+            </w:pPr>
+          </w:p>
+          <w:p>
+            <w:pPr>
+              <w:spacing w:after="0" w:line="240" w:lineRule="auto"/>
+              <w:rPr>
+                <w:rFonts w:eastAsia="Times New Roman" w:cs="Times New Roman"/>
+                <w:kern w:val="0"/>
+                <w:sz w:val="22"/>
+                <w:szCs w:val="22"/>
+                <w14:ligatures w14:val="none"/>
+              </w:rPr>
+            </w:pPr>
+          </w:p>
+        </w:tc>
+      </w:tr>
+    </w:tbl>
+    <w:p/>
+    <w:p>
+      <w:pPr>
+        <w:spacing w:after="0" w:line="240" w:lineRule="auto"/>
+        <w:jc w:val="center"/>
+        <w:rPr>
+          <w:rFonts w:eastAsia="Times New Roman" w:cs="Times New Roman"/>
+          <w:b/>
+          <w:bCs/>
+          <w:kern w:val="0"/>
+          <w:sz w:val="22"/>
+          <w:szCs w:val="22"/>
+          <w14:ligatures w14:val="none"/>
+        </w:rPr>
+        <w:sectPr>
+          <w:pgSz w:w="11907" w:h="16840" w:code="9"/>
+          <w:pgMar w:top="1440" w:right="1440" w:bottom="1440" w:left="1440" w:header="720" w:footer="720" w:gutter="0"/>
+          <w:cols w:space="720"/>
+          <w:docGrid w:linePitch="381"/>
+        </w:sectPr>
+      </w:pPr>
+    </w:p>
+    <w:tbl>
+      <w:tblPr>
+        <w:tblW w:w="5000" w:type="pct"/>
+        <w:tblLook w:val="04A0" w:firstRow="1" w:lastRow="0" w:firstColumn="1" w:lastColumn="0" w:noHBand="0" w:noVBand="1"/>
+      </w:tblPr>
+      <w:tblGrid>
+        <w:gridCol w:w="13960"/>
+      </w:tblGrid>
+      <w:tr>
+        <w:trPr>
+          <w:trHeight w:val="570"/>
+        </w:trPr>
+        <w:tc>
+          <w:tcPr>
+            <w:tcW w:w="5000" w:type="pct"/>
+            <w:tcBorders>
+              <w:top w:val="nil"/>
+              <w:left w:val="nil"/>
+              <w:bottom w:val="nil"/>
+              <w:right w:val="nil"/>
+            </w:tcBorders>
+            <w:noWrap/>
+            <w:vAlign w:val="bottom"/>
+          </w:tcPr>
           <w:p>
             <w:pPr>
               <w:spacing w:after="0" w:line="240" w:lineRule="auto"/>
@@ -3095,7 +2990,7 @@
     <w:p/>
     <w:tbl>
       <w:tblPr>
-        <w:tblW w:w="5006" w:type="pct"/>
+        <w:tblW w:w="4977" w:type="pct"/>
         <w:tblBorders>
           <w:top w:val="single" w:sz="4" w:space="0" w:color="auto"/>
           <w:left w:val="single" w:sz="4" w:space="0" w:color="auto"/>
@@ -3107,13 +3002,13 @@
         <w:tblLook w:val="04A0" w:firstRow="1" w:lastRow="0" w:firstColumn="1" w:lastColumn="0" w:noHBand="0" w:noVBand="1"/>
       </w:tblPr>
       <w:tblGrid>
-        <w:gridCol w:w="632"/>
-        <w:gridCol w:w="3540"/>
-        <w:gridCol w:w="702"/>
-        <w:gridCol w:w="838"/>
-        <w:gridCol w:w="838"/>
-        <w:gridCol w:w="1405"/>
-        <w:gridCol w:w="1073"/>
+        <w:gridCol w:w="973"/>
+        <w:gridCol w:w="4835"/>
+        <w:gridCol w:w="991"/>
+        <w:gridCol w:w="1419"/>
+        <w:gridCol w:w="1844"/>
+        <w:gridCol w:w="2127"/>
+        <w:gridCol w:w="1697"/>
       </w:tblGrid>
       <w:tr>
         <w:trPr>
@@ -3157,7 +3052,7 @@
         </w:tc>
         <w:tc>
           <w:tcPr>
-            <w:tcW w:w="1961" w:type="pct"/>
+            <w:tcW w:w="1741" w:type="pct"/>
             <w:vMerge w:val="restart"/>
             <w:vAlign w:val="center"/>
             <w:hideMark/>
@@ -3192,7 +3087,7 @@
         </w:tc>
         <w:tc>
           <w:tcPr>
-            <w:tcW w:w="389" w:type="pct"/>
+            <w:tcW w:w="357" w:type="pct"/>
             <w:vMerge w:val="restart"/>
             <w:vAlign w:val="center"/>
             <w:hideMark/>
@@ -3227,7 +3122,7 @@
         </w:tc>
         <w:tc>
           <w:tcPr>
-            <w:tcW w:w="2301" w:type="pct"/>
+            <w:tcW w:w="2552" w:type="pct"/>
             <w:gridSpan w:val="4"/>
             <w:vAlign w:val="center"/>
             <w:hideMark/>
@@ -3256,7 +3151,20 @@
                 <w:szCs w:val="22"/>
                 <w14:ligatures w14:val="none"/>
               </w:rPr>
-              <w:t>Thời gian học tập (giờ)</w:t>
+              <w:t xml:space="preserve">Thời gian học tập </w:t>
+            </w:r>
+            <w:r>
+              <w:rPr>
+                <w:rFonts w:eastAsia="Times New Roman" w:cs="Times New Roman"/>
+                <w:b/>
+                <w:bCs/>
+                <w:kern w:val="0"/>
+                <w:sz w:val="22"/>
+                <w:szCs w:val="22"/>
+                <w:highlight w:val="yellow"/>
+                <w14:ligatures w14:val="none"/>
+              </w:rPr>
+              <w:t>(giờ)</w:t>
             </w:r>
           </w:p>
         </w:tc>
@@ -3290,7 +3198,7 @@
         </w:tc>
         <w:tc>
           <w:tcPr>
-            <w:tcW w:w="1961" w:type="pct"/>
+            <w:tcW w:w="1741" w:type="pct"/>
             <w:vMerge/>
             <w:vAlign w:val="center"/>
             <w:hideMark/>
@@ -3312,7 +3220,7 @@
         </w:tc>
         <w:tc>
           <w:tcPr>
-            <w:tcW w:w="389" w:type="pct"/>
+            <w:tcW w:w="357" w:type="pct"/>
             <w:vMerge/>
             <w:vAlign w:val="center"/>
             <w:hideMark/>
@@ -3334,7 +3242,7 @@
         </w:tc>
         <w:tc>
           <w:tcPr>
-            <w:tcW w:w="464" w:type="pct"/>
+            <w:tcW w:w="511" w:type="pct"/>
             <w:vMerge w:val="restart"/>
             <w:vAlign w:val="center"/>
             <w:hideMark/>
@@ -3369,7 +3277,7 @@
         </w:tc>
         <w:tc>
           <w:tcPr>
-            <w:tcW w:w="1837" w:type="pct"/>
+            <w:tcW w:w="2041" w:type="pct"/>
             <w:gridSpan w:val="3"/>
             <w:vAlign w:val="center"/>
             <w:hideMark/>
@@ -3432,7 +3340,7 @@
         </w:tc>
         <w:tc>
           <w:tcPr>
-            <w:tcW w:w="1961" w:type="pct"/>
+            <w:tcW w:w="1741" w:type="pct"/>
             <w:vMerge/>
             <w:vAlign w:val="center"/>
             <w:hideMark/>
@@ -3454,7 +3362,7 @@
         </w:tc>
         <w:tc>
           <w:tcPr>
-            <w:tcW w:w="389" w:type="pct"/>
+            <w:tcW w:w="357" w:type="pct"/>
             <w:vMerge/>
             <w:vAlign w:val="center"/>
             <w:hideMark/>
@@ -3476,7 +3384,7 @@
         </w:tc>
         <w:tc>
           <w:tcPr>
-            <w:tcW w:w="464" w:type="pct"/>
+            <w:tcW w:w="511" w:type="pct"/>
             <w:vMerge/>
             <w:vAlign w:val="center"/>
             <w:hideMark/>
@@ -3498,7 +3406,7 @@
         </w:tc>
         <w:tc>
           <w:tcPr>
-            <w:tcW w:w="464" w:type="pct"/>
+            <w:tcW w:w="664" w:type="pct"/>
             <w:vAlign w:val="center"/>
             <w:hideMark/>
           </w:tcPr>
@@ -3532,7 +3440,7 @@
         </w:tc>
         <w:tc>
           <w:tcPr>
-            <w:tcW w:w="778" w:type="pct"/>
+            <w:tcW w:w="766" w:type="pct"/>
             <w:vAlign w:val="center"/>
             <w:hideMark/>
           </w:tcPr>
@@ -3566,7 +3474,7 @@
         </w:tc>
         <w:tc>
           <w:tcPr>
-            <w:tcW w:w="594" w:type="pct"/>
+            <w:tcW w:w="612" w:type="pct"/>
             <w:vAlign w:val="center"/>
             <w:hideMark/>
           </w:tcPr>
@@ -3639,7 +3547,7 @@
         </w:tc>
         <w:tc>
           <w:tcPr>
-            <w:tcW w:w="1961" w:type="pct"/>
+            <w:tcW w:w="1741" w:type="pct"/>
             <w:vAlign w:val="center"/>
             <w:hideMark/>
           </w:tcPr>
@@ -3672,7 +3580,7 @@
         </w:tc>
         <w:tc>
           <w:tcPr>
-            <w:tcW w:w="389" w:type="pct"/>
+            <w:tcW w:w="357" w:type="pct"/>
             <w:vAlign w:val="center"/>
             <w:hideMark/>
           </w:tcPr>
@@ -3706,7 +3614,7 @@
         </w:tc>
         <w:tc>
           <w:tcPr>
-            <w:tcW w:w="464" w:type="pct"/>
+            <w:tcW w:w="511" w:type="pct"/>
             <w:vAlign w:val="center"/>
             <w:hideMark/>
           </w:tcPr>
@@ -3740,7 +3648,7 @@
         </w:tc>
         <w:tc>
           <w:tcPr>
-            <w:tcW w:w="464" w:type="pct"/>
+            <w:tcW w:w="664" w:type="pct"/>
             <w:vAlign w:val="center"/>
             <w:hideMark/>
           </w:tcPr>
@@ -3774,7 +3682,7 @@
         </w:tc>
         <w:tc>
           <w:tcPr>
-            <w:tcW w:w="778" w:type="pct"/>
+            <w:tcW w:w="766" w:type="pct"/>
             <w:vAlign w:val="center"/>
             <w:hideMark/>
           </w:tcPr>
@@ -3808,7 +3716,7 @@
         </w:tc>
         <w:tc>
           <w:tcPr>
-            <w:tcW w:w="594" w:type="pct"/>
+            <w:tcW w:w="612" w:type="pct"/>
             <w:vAlign w:val="center"/>
             <w:hideMark/>
           </w:tcPr>
@@ -3881,7 +3789,7 @@
         </w:tc>
         <w:tc>
           <w:tcPr>
-            <w:tcW w:w="1961" w:type="pct"/>
+            <w:tcW w:w="1741" w:type="pct"/>
             <w:vAlign w:val="center"/>
             <w:hideMark/>
           </w:tcPr>
@@ -3914,7 +3822,7 @@
         </w:tc>
         <w:tc>
           <w:tcPr>
-            <w:tcW w:w="389" w:type="pct"/>
+            <w:tcW w:w="357" w:type="pct"/>
             <w:vAlign w:val="center"/>
             <w:hideMark/>
           </w:tcPr>
@@ -3948,7 +3856,7 @@
         </w:tc>
         <w:tc>
           <w:tcPr>
-            <w:tcW w:w="464" w:type="pct"/>
+            <w:tcW w:w="511" w:type="pct"/>
             <w:vAlign w:val="center"/>
             <w:hideMark/>
           </w:tcPr>
@@ -3982,7 +3890,7 @@
         </w:tc>
         <w:tc>
           <w:tcPr>
-            <w:tcW w:w="464" w:type="pct"/>
+            <w:tcW w:w="664" w:type="pct"/>
             <w:vAlign w:val="center"/>
             <w:hideMark/>
           </w:tcPr>
@@ -4016,7 +3924,7 @@
         </w:tc>
         <w:tc>
           <w:tcPr>
-            <w:tcW w:w="778" w:type="pct"/>
+            <w:tcW w:w="766" w:type="pct"/>
             <w:vAlign w:val="center"/>
             <w:hideMark/>
           </w:tcPr>
@@ -4050,7 +3958,7 @@
         </w:tc>
         <w:tc>
           <w:tcPr>
-            <w:tcW w:w="594" w:type="pct"/>
+            <w:tcW w:w="612" w:type="pct"/>
             <w:vAlign w:val="center"/>
             <w:hideMark/>
           </w:tcPr>
@@ -4123,7 +4031,7 @@
         </w:tc>
         <w:tc>
           <w:tcPr>
-            <w:tcW w:w="1961" w:type="pct"/>
+            <w:tcW w:w="1741" w:type="pct"/>
             <w:vAlign w:val="center"/>
             <w:hideMark/>
           </w:tcPr>
@@ -4156,7 +4064,7 @@
         </w:tc>
         <w:tc>
           <w:tcPr>
-            <w:tcW w:w="389" w:type="pct"/>
+            <w:tcW w:w="357" w:type="pct"/>
             <w:vAlign w:val="center"/>
             <w:hideMark/>
           </w:tcPr>
@@ -4190,7 +4098,7 @@
         </w:tc>
         <w:tc>
           <w:tcPr>
-            <w:tcW w:w="464" w:type="pct"/>
+            <w:tcW w:w="511" w:type="pct"/>
             <w:vAlign w:val="center"/>
             <w:hideMark/>
           </w:tcPr>
@@ -4224,7 +4132,7 @@
         </w:tc>
         <w:tc>
           <w:tcPr>
-            <w:tcW w:w="464" w:type="pct"/>
+            <w:tcW w:w="664" w:type="pct"/>
             <w:vAlign w:val="center"/>
             <w:hideMark/>
           </w:tcPr>
@@ -4258,7 +4166,7 @@
         </w:tc>
         <w:tc>
           <w:tcPr>
-            <w:tcW w:w="778" w:type="pct"/>
+            <w:tcW w:w="766" w:type="pct"/>
             <w:vAlign w:val="center"/>
             <w:hideMark/>
           </w:tcPr>
@@ -4292,7 +4200,7 @@
         </w:tc>
         <w:tc>
           <w:tcPr>
-            <w:tcW w:w="594" w:type="pct"/>
+            <w:tcW w:w="612" w:type="pct"/>
             <w:vAlign w:val="center"/>
             <w:hideMark/>
           </w:tcPr>
@@ -4361,7 +4269,7 @@
         </w:tc>
         <w:tc>
           <w:tcPr>
-            <w:tcW w:w="1961" w:type="pct"/>
+            <w:tcW w:w="1741" w:type="pct"/>
             <w:vAlign w:val="center"/>
             <w:hideMark/>
           </w:tcPr>
@@ -4390,7 +4298,7 @@
         </w:tc>
         <w:tc>
           <w:tcPr>
-            <w:tcW w:w="389" w:type="pct"/>
+            <w:tcW w:w="357" w:type="pct"/>
             <w:vAlign w:val="center"/>
             <w:hideMark/>
           </w:tcPr>
@@ -4420,7 +4328,7 @@
         </w:tc>
         <w:tc>
           <w:tcPr>
-            <w:tcW w:w="464" w:type="pct"/>
+            <w:tcW w:w="511" w:type="pct"/>
             <w:vAlign w:val="center"/>
             <w:hideMark/>
           </w:tcPr>
@@ -4450,7 +4358,7 @@
         </w:tc>
         <w:tc>
           <w:tcPr>
-            <w:tcW w:w="464" w:type="pct"/>
+            <w:tcW w:w="664" w:type="pct"/>
             <w:vAlign w:val="center"/>
             <w:hideMark/>
           </w:tcPr>
@@ -4480,7 +4388,7 @@
         </w:tc>
         <w:tc>
           <w:tcPr>
-            <w:tcW w:w="778" w:type="pct"/>
+            <w:tcW w:w="766" w:type="pct"/>
             <w:vAlign w:val="center"/>
             <w:hideMark/>
           </w:tcPr>
@@ -4510,7 +4418,7 @@
         </w:tc>
         <w:tc>
           <w:tcPr>
-            <w:tcW w:w="594" w:type="pct"/>
+            <w:tcW w:w="612" w:type="pct"/>
             <w:vAlign w:val="center"/>
             <w:hideMark/>
           </w:tcPr>
@@ -4575,7 +4483,7 @@
         </w:tc>
         <w:tc>
           <w:tcPr>
-            <w:tcW w:w="1961" w:type="pct"/>
+            <w:tcW w:w="1741" w:type="pct"/>
             <w:vAlign w:val="center"/>
             <w:hideMark/>
           </w:tcPr>
@@ -4604,7 +4512,7 @@
         </w:tc>
         <w:tc>
           <w:tcPr>
-            <w:tcW w:w="389" w:type="pct"/>
+            <w:tcW w:w="357" w:type="pct"/>
             <w:vAlign w:val="center"/>
             <w:hideMark/>
           </w:tcPr>
@@ -4634,7 +4542,7 @@
         </w:tc>
         <w:tc>
           <w:tcPr>
-            <w:tcW w:w="464" w:type="pct"/>
+            <w:tcW w:w="511" w:type="pct"/>
             <w:vAlign w:val="center"/>
             <w:hideMark/>
           </w:tcPr>
@@ -4664,7 +4572,7 @@
         </w:tc>
         <w:tc>
           <w:tcPr>
-            <w:tcW w:w="464" w:type="pct"/>
+            <w:tcW w:w="664" w:type="pct"/>
             <w:vAlign w:val="center"/>
             <w:hideMark/>
           </w:tcPr>
@@ -4694,7 +4602,7 @@
         </w:tc>
         <w:tc>
           <w:tcPr>
-            <w:tcW w:w="778" w:type="pct"/>
+            <w:tcW w:w="766" w:type="pct"/>
             <w:vAlign w:val="center"/>
             <w:hideMark/>
           </w:tcPr>
@@ -4724,7 +4632,7 @@
         </w:tc>
         <w:tc>
           <w:tcPr>
-            <w:tcW w:w="594" w:type="pct"/>
+            <w:tcW w:w="612" w:type="pct"/>
             <w:vAlign w:val="center"/>
             <w:hideMark/>
           </w:tcPr>
@@ -4789,7 +4697,7 @@
         </w:tc>
         <w:tc>
           <w:tcPr>
-            <w:tcW w:w="1961" w:type="pct"/>
+            <w:tcW w:w="1741" w:type="pct"/>
             <w:vAlign w:val="center"/>
             <w:hideMark/>
           </w:tcPr>
@@ -4818,7 +4726,7 @@
         </w:tc>
         <w:tc>
           <w:tcPr>
-            <w:tcW w:w="389" w:type="pct"/>
+            <w:tcW w:w="357" w:type="pct"/>
             <w:vAlign w:val="center"/>
             <w:hideMark/>
           </w:tcPr>
@@ -4848,7 +4756,7 @@
         </w:tc>
         <w:tc>
           <w:tcPr>
-            <w:tcW w:w="464" w:type="pct"/>
+            <w:tcW w:w="511" w:type="pct"/>
             <w:vAlign w:val="center"/>
             <w:hideMark/>
           </w:tcPr>
@@ -4878,7 +4786,7 @@
         </w:tc>
         <w:tc>
           <w:tcPr>
-            <w:tcW w:w="464" w:type="pct"/>
+            <w:tcW w:w="664" w:type="pct"/>
             <w:vAlign w:val="center"/>
             <w:hideMark/>
           </w:tcPr>
@@ -4908,7 +4816,7 @@
         </w:tc>
         <w:tc>
           <w:tcPr>
-            <w:tcW w:w="778" w:type="pct"/>
+            <w:tcW w:w="766" w:type="pct"/>
             <w:vAlign w:val="center"/>
             <w:hideMark/>
           </w:tcPr>
@@ -4938,7 +4846,7 @@
         </w:tc>
         <w:tc>
           <w:tcPr>
-            <w:tcW w:w="594" w:type="pct"/>
+            <w:tcW w:w="612" w:type="pct"/>
             <w:vAlign w:val="center"/>
             <w:hideMark/>
           </w:tcPr>
@@ -5007,7 +4915,7 @@
         </w:tc>
         <w:tc>
           <w:tcPr>
-            <w:tcW w:w="1961" w:type="pct"/>
+            <w:tcW w:w="1741" w:type="pct"/>
             <w:vAlign w:val="center"/>
             <w:hideMark/>
           </w:tcPr>
@@ -5040,7 +4948,7 @@
         </w:tc>
         <w:tc>
           <w:tcPr>
-            <w:tcW w:w="389" w:type="pct"/>
+            <w:tcW w:w="357" w:type="pct"/>
             <w:vAlign w:val="center"/>
             <w:hideMark/>
           </w:tcPr>
@@ -5074,7 +4982,7 @@
         </w:tc>
         <w:tc>
           <w:tcPr>
-            <w:tcW w:w="464" w:type="pct"/>
+            <w:tcW w:w="511" w:type="pct"/>
             <w:vAlign w:val="center"/>
             <w:hideMark/>
           </w:tcPr>
@@ -5108,7 +5016,7 @@
         </w:tc>
         <w:tc>
           <w:tcPr>
-            <w:tcW w:w="464" w:type="pct"/>
+            <w:tcW w:w="664" w:type="pct"/>
             <w:vAlign w:val="center"/>
             <w:hideMark/>
           </w:tcPr>
@@ -5142,7 +5050,7 @@
         </w:tc>
         <w:tc>
           <w:tcPr>
-            <w:tcW w:w="778" w:type="pct"/>
+            <w:tcW w:w="766" w:type="pct"/>
             <w:vAlign w:val="center"/>
             <w:hideMark/>
           </w:tcPr>
@@ -5176,7 +5084,7 @@
         </w:tc>
         <w:tc>
           <w:tcPr>
-            <w:tcW w:w="594" w:type="pct"/>
+            <w:tcW w:w="612" w:type="pct"/>
             <w:vAlign w:val="center"/>
             <w:hideMark/>
           </w:tcPr>
@@ -5245,7 +5153,7 @@
         </w:tc>
         <w:tc>
           <w:tcPr>
-            <w:tcW w:w="1961" w:type="pct"/>
+            <w:tcW w:w="1741" w:type="pct"/>
             <w:vAlign w:val="center"/>
             <w:hideMark/>
           </w:tcPr>
@@ -5274,7 +5182,7 @@
         </w:tc>
         <w:tc>
           <w:tcPr>
-            <w:tcW w:w="389" w:type="pct"/>
+            <w:tcW w:w="357" w:type="pct"/>
             <w:vAlign w:val="center"/>
             <w:hideMark/>
           </w:tcPr>
@@ -5304,7 +5212,7 @@
         </w:tc>
         <w:tc>
           <w:tcPr>
-            <w:tcW w:w="464" w:type="pct"/>
+            <w:tcW w:w="511" w:type="pct"/>
             <w:vAlign w:val="center"/>
             <w:hideMark/>
           </w:tcPr>
@@ -5334,7 +5242,7 @@
         </w:tc>
         <w:tc>
           <w:tcPr>
-            <w:tcW w:w="464" w:type="pct"/>
+            <w:tcW w:w="664" w:type="pct"/>
             <w:vAlign w:val="center"/>
             <w:hideMark/>
           </w:tcPr>
@@ -5364,7 +5272,7 @@
         </w:tc>
         <w:tc>
           <w:tcPr>
-            <w:tcW w:w="778" w:type="pct"/>
+            <w:tcW w:w="766" w:type="pct"/>
             <w:vAlign w:val="center"/>
             <w:hideMark/>
           </w:tcPr>
@@ -5394,7 +5302,7 @@
         </w:tc>
         <w:tc>
           <w:tcPr>
-            <w:tcW w:w="594" w:type="pct"/>
+            <w:tcW w:w="612" w:type="pct"/>
             <w:vAlign w:val="center"/>
             <w:hideMark/>
           </w:tcPr>
@@ -5459,7 +5367,7 @@
         </w:tc>
         <w:tc>
           <w:tcPr>
-            <w:tcW w:w="1961" w:type="pct"/>
+            <w:tcW w:w="1741" w:type="pct"/>
             <w:vAlign w:val="center"/>
             <w:hideMark/>
           </w:tcPr>
@@ -5488,7 +5396,7 @@
         </w:tc>
         <w:tc>
           <w:tcPr>
-            <w:tcW w:w="389" w:type="pct"/>
+            <w:tcW w:w="357" w:type="pct"/>
             <w:vAlign w:val="center"/>
             <w:hideMark/>
           </w:tcPr>
@@ -5518,7 +5426,7 @@
         </w:tc>
         <w:tc>
           <w:tcPr>
-            <w:tcW w:w="464" w:type="pct"/>
+            <w:tcW w:w="511" w:type="pct"/>
             <w:vAlign w:val="center"/>
             <w:hideMark/>
           </w:tcPr>
@@ -5548,7 +5456,7 @@
         </w:tc>
         <w:tc>
           <w:tcPr>
-            <w:tcW w:w="464" w:type="pct"/>
+            <w:tcW w:w="664" w:type="pct"/>
             <w:vAlign w:val="center"/>
             <w:hideMark/>
           </w:tcPr>
@@ -5578,7 +5486,7 @@
         </w:tc>
         <w:tc>
           <w:tcPr>
-            <w:tcW w:w="778" w:type="pct"/>
+            <w:tcW w:w="766" w:type="pct"/>
             <w:vAlign w:val="center"/>
             <w:hideMark/>
           </w:tcPr>
@@ -5608,7 +5516,7 @@
         </w:tc>
         <w:tc>
           <w:tcPr>
-            <w:tcW w:w="594" w:type="pct"/>
+            <w:tcW w:w="612" w:type="pct"/>
             <w:vAlign w:val="center"/>
             <w:hideMark/>
           </w:tcPr>
@@ -5677,7 +5585,7 @@
         </w:tc>
         <w:tc>
           <w:tcPr>
-            <w:tcW w:w="1961" w:type="pct"/>
+            <w:tcW w:w="1741" w:type="pct"/>
             <w:vAlign w:val="center"/>
             <w:hideMark/>
           </w:tcPr>
@@ -5710,7 +5618,7 @@
         </w:tc>
         <w:tc>
           <w:tcPr>
-            <w:tcW w:w="389" w:type="pct"/>
+            <w:tcW w:w="357" w:type="pct"/>
             <w:vAlign w:val="center"/>
             <w:hideMark/>
           </w:tcPr>
@@ -5744,7 +5652,7 @@
         </w:tc>
         <w:tc>
           <w:tcPr>
-            <w:tcW w:w="464" w:type="pct"/>
+            <w:tcW w:w="511" w:type="pct"/>
             <w:vAlign w:val="center"/>
             <w:hideMark/>
           </w:tcPr>
@@ -5778,7 +5686,7 @@
         </w:tc>
         <w:tc>
           <w:tcPr>
-            <w:tcW w:w="464" w:type="pct"/>
+            <w:tcW w:w="664" w:type="pct"/>
             <w:vAlign w:val="center"/>
             <w:hideMark/>
           </w:tcPr>
@@ -5812,7 +5720,7 @@
         </w:tc>
         <w:tc>
           <w:tcPr>
-            <w:tcW w:w="778" w:type="pct"/>
+            <w:tcW w:w="766" w:type="pct"/>
             <w:vAlign w:val="center"/>
             <w:hideMark/>
           </w:tcPr>
@@ -5846,7 +5754,7 @@
         </w:tc>
         <w:tc>
           <w:tcPr>
-            <w:tcW w:w="594" w:type="pct"/>
+            <w:tcW w:w="612" w:type="pct"/>
             <w:vAlign w:val="center"/>
             <w:hideMark/>
           </w:tcPr>
@@ -5915,7 +5823,7 @@
         </w:tc>
         <w:tc>
           <w:tcPr>
-            <w:tcW w:w="1961" w:type="pct"/>
+            <w:tcW w:w="1741" w:type="pct"/>
             <w:vAlign w:val="center"/>
             <w:hideMark/>
           </w:tcPr>
@@ -5944,7 +5852,7 @@
         </w:tc>
         <w:tc>
           <w:tcPr>
-            <w:tcW w:w="389" w:type="pct"/>
+            <w:tcW w:w="357" w:type="pct"/>
             <w:vAlign w:val="center"/>
             <w:hideMark/>
           </w:tcPr>
@@ -5974,7 +5882,7 @@
         </w:tc>
         <w:tc>
           <w:tcPr>
-            <w:tcW w:w="464" w:type="pct"/>
+            <w:tcW w:w="511" w:type="pct"/>
             <w:vAlign w:val="center"/>
             <w:hideMark/>
           </w:tcPr>
@@ -6004,7 +5912,7 @@
         </w:tc>
         <w:tc>
           <w:tcPr>
-            <w:tcW w:w="464" w:type="pct"/>
+            <w:tcW w:w="664" w:type="pct"/>
             <w:vAlign w:val="center"/>
             <w:hideMark/>
           </w:tcPr>
@@ -6034,7 +5942,7 @@
         </w:tc>
         <w:tc>
           <w:tcPr>
-            <w:tcW w:w="778" w:type="pct"/>
+            <w:tcW w:w="766" w:type="pct"/>
             <w:vAlign w:val="center"/>
             <w:hideMark/>
           </w:tcPr>
@@ -6064,7 +5972,7 @@
         </w:tc>
         <w:tc>
           <w:tcPr>
-            <w:tcW w:w="594" w:type="pct"/>
+            <w:tcW w:w="612" w:type="pct"/>
             <w:vAlign w:val="center"/>
             <w:hideMark/>
           </w:tcPr>
@@ -6129,7 +6037,7 @@
         </w:tc>
         <w:tc>
           <w:tcPr>
-            <w:tcW w:w="1961" w:type="pct"/>
+            <w:tcW w:w="1741" w:type="pct"/>
             <w:vAlign w:val="center"/>
             <w:hideMark/>
           </w:tcPr>
@@ -6158,7 +6066,7 @@
         </w:tc>
         <w:tc>
           <w:tcPr>
-            <w:tcW w:w="389" w:type="pct"/>
+            <w:tcW w:w="357" w:type="pct"/>
             <w:vAlign w:val="center"/>
             <w:hideMark/>
           </w:tcPr>
@@ -6188,7 +6096,7 @@
         </w:tc>
         <w:tc>
           <w:tcPr>
-            <w:tcW w:w="464" w:type="pct"/>
+            <w:tcW w:w="511" w:type="pct"/>
             <w:vAlign w:val="center"/>
             <w:hideMark/>
           </w:tcPr>
@@ -6218,7 +6126,7 @@
         </w:tc>
         <w:tc>
           <w:tcPr>
-            <w:tcW w:w="464" w:type="pct"/>
+            <w:tcW w:w="664" w:type="pct"/>
             <w:vAlign w:val="center"/>
             <w:hideMark/>
           </w:tcPr>
@@ -6248,7 +6156,7 @@
         </w:tc>
         <w:tc>
           <w:tcPr>
-            <w:tcW w:w="778" w:type="pct"/>
+            <w:tcW w:w="766" w:type="pct"/>
             <w:vAlign w:val="center"/>
             <w:hideMark/>
           </w:tcPr>
@@ -6278,7 +6186,7 @@
         </w:tc>
         <w:tc>
           <w:tcPr>
-            <w:tcW w:w="594" w:type="pct"/>
+            <w:tcW w:w="612" w:type="pct"/>
             <w:vAlign w:val="center"/>
             <w:hideMark/>
           </w:tcPr>
@@ -6343,7 +6251,7 @@
         </w:tc>
         <w:tc>
           <w:tcPr>
-            <w:tcW w:w="1961" w:type="pct"/>
+            <w:tcW w:w="1741" w:type="pct"/>
             <w:vAlign w:val="center"/>
             <w:hideMark/>
           </w:tcPr>
@@ -6372,7 +6280,7 @@
         </w:tc>
         <w:tc>
           <w:tcPr>
-            <w:tcW w:w="389" w:type="pct"/>
+            <w:tcW w:w="357" w:type="pct"/>
             <w:vAlign w:val="center"/>
             <w:hideMark/>
           </w:tcPr>
@@ -6402,7 +6310,7 @@
         </w:tc>
         <w:tc>
           <w:tcPr>
-            <w:tcW w:w="464" w:type="pct"/>
+            <w:tcW w:w="511" w:type="pct"/>
             <w:vAlign w:val="center"/>
             <w:hideMark/>
           </w:tcPr>
@@ -6432,7 +6340,7 @@
         </w:tc>
         <w:tc>
           <w:tcPr>
-            <w:tcW w:w="464" w:type="pct"/>
+            <w:tcW w:w="664" w:type="pct"/>
             <w:vAlign w:val="center"/>
             <w:hideMark/>
           </w:tcPr>
@@ -6462,7 +6370,7 @@
         </w:tc>
         <w:tc>
           <w:tcPr>
-            <w:tcW w:w="778" w:type="pct"/>
+            <w:tcW w:w="766" w:type="pct"/>
             <w:vAlign w:val="center"/>
             <w:hideMark/>
           </w:tcPr>
@@ -6492,7 +6400,7 @@
         </w:tc>
         <w:tc>
           <w:tcPr>
-            <w:tcW w:w="594" w:type="pct"/>
+            <w:tcW w:w="612" w:type="pct"/>
             <w:vAlign w:val="center"/>
             <w:hideMark/>
           </w:tcPr>
@@ -6561,7 +6469,7 @@
         </w:tc>
         <w:tc>
           <w:tcPr>
-            <w:tcW w:w="1961" w:type="pct"/>
+            <w:tcW w:w="1741" w:type="pct"/>
             <w:vAlign w:val="center"/>
             <w:hideMark/>
           </w:tcPr>
@@ -6594,7 +6502,7 @@
         </w:tc>
         <w:tc>
           <w:tcPr>
-            <w:tcW w:w="389" w:type="pct"/>
+            <w:tcW w:w="357" w:type="pct"/>
             <w:vAlign w:val="center"/>
             <w:hideMark/>
           </w:tcPr>
@@ -6628,7 +6536,7 @@
         </w:tc>
         <w:tc>
           <w:tcPr>
-            <w:tcW w:w="464" w:type="pct"/>
+            <w:tcW w:w="511" w:type="pct"/>
             <w:vAlign w:val="center"/>
             <w:hideMark/>
           </w:tcPr>
@@ -6662,7 +6570,7 @@
         </w:tc>
         <w:tc>
           <w:tcPr>
-            <w:tcW w:w="464" w:type="pct"/>
+            <w:tcW w:w="664" w:type="pct"/>
             <w:vAlign w:val="center"/>
             <w:hideMark/>
           </w:tcPr>
@@ -6696,7 +6604,7 @@
         </w:tc>
         <w:tc>
           <w:tcPr>
-            <w:tcW w:w="778" w:type="pct"/>
+            <w:tcW w:w="766" w:type="pct"/>
             <w:vAlign w:val="center"/>
             <w:hideMark/>
           </w:tcPr>
@@ -6730,7 +6638,7 @@
         </w:tc>
         <w:tc>
           <w:tcPr>
-            <w:tcW w:w="594" w:type="pct"/>
+            <w:tcW w:w="612" w:type="pct"/>
             <w:vAlign w:val="center"/>
             <w:hideMark/>
           </w:tcPr>
@@ -6803,7 +6711,7 @@
         </w:tc>
         <w:tc>
           <w:tcPr>
-            <w:tcW w:w="1961" w:type="pct"/>
+            <w:tcW w:w="1741" w:type="pct"/>
             <w:vAlign w:val="center"/>
             <w:hideMark/>
           </w:tcPr>
@@ -6836,7 +6744,7 @@
         </w:tc>
         <w:tc>
           <w:tcPr>
-            <w:tcW w:w="389" w:type="pct"/>
+            <w:tcW w:w="357" w:type="pct"/>
             <w:vAlign w:val="center"/>
             <w:hideMark/>
           </w:tcPr>
@@ -6870,7 +6778,7 @@
         </w:tc>
         <w:tc>
           <w:tcPr>
-            <w:tcW w:w="464" w:type="pct"/>
+            <w:tcW w:w="511" w:type="pct"/>
             <w:vAlign w:val="center"/>
             <w:hideMark/>
           </w:tcPr>
@@ -6904,7 +6812,7 @@
         </w:tc>
         <w:tc>
           <w:tcPr>
-            <w:tcW w:w="464" w:type="pct"/>
+            <w:tcW w:w="664" w:type="pct"/>
             <w:vAlign w:val="center"/>
             <w:hideMark/>
           </w:tcPr>
@@ -6938,7 +6846,7 @@
         </w:tc>
         <w:tc>
           <w:tcPr>
-            <w:tcW w:w="778" w:type="pct"/>
+            <w:tcW w:w="766" w:type="pct"/>
             <w:vAlign w:val="center"/>
             <w:hideMark/>
           </w:tcPr>
@@ -6972,7 +6880,7 @@
         </w:tc>
         <w:tc>
           <w:tcPr>
-            <w:tcW w:w="594" w:type="pct"/>
+            <w:tcW w:w="612" w:type="pct"/>
             <w:vAlign w:val="center"/>
             <w:hideMark/>
           </w:tcPr>
@@ -7045,7 +6953,7 @@
         </w:tc>
         <w:tc>
           <w:tcPr>
-            <w:tcW w:w="1961" w:type="pct"/>
+            <w:tcW w:w="1741" w:type="pct"/>
             <w:vAlign w:val="center"/>
             <w:hideMark/>
           </w:tcPr>
@@ -7078,7 +6986,7 @@
         </w:tc>
         <w:tc>
           <w:tcPr>
-            <w:tcW w:w="389" w:type="pct"/>
+            <w:tcW w:w="357" w:type="pct"/>
             <w:vAlign w:val="center"/>
             <w:hideMark/>
           </w:tcPr>
@@ -7112,7 +7020,7 @@
         </w:tc>
         <w:tc>
           <w:tcPr>
-            <w:tcW w:w="464" w:type="pct"/>
+            <w:tcW w:w="511" w:type="pct"/>
             <w:vAlign w:val="center"/>
             <w:hideMark/>
           </w:tcPr>
@@ -7146,7 +7054,7 @@
         </w:tc>
         <w:tc>
           <w:tcPr>
-            <w:tcW w:w="464" w:type="pct"/>
+            <w:tcW w:w="664" w:type="pct"/>
             <w:vAlign w:val="center"/>
             <w:hideMark/>
           </w:tcPr>
@@ -7180,7 +7088,7 @@
         </w:tc>
         <w:tc>
           <w:tcPr>
-            <w:tcW w:w="778" w:type="pct"/>
+            <w:tcW w:w="766" w:type="pct"/>
             <w:vAlign w:val="center"/>
             <w:hideMark/>
           </w:tcPr>
@@ -7214,7 +7122,7 @@
         </w:tc>
         <w:tc>
           <w:tcPr>
-            <w:tcW w:w="594" w:type="pct"/>
+            <w:tcW w:w="612" w:type="pct"/>
             <w:vAlign w:val="center"/>
             <w:hideMark/>
           </w:tcPr>
@@ -7287,7 +7195,7 @@
         </w:tc>
         <w:tc>
           <w:tcPr>
-            <w:tcW w:w="1961" w:type="pct"/>
+            <w:tcW w:w="1741" w:type="pct"/>
             <w:vAlign w:val="center"/>
             <w:hideMark/>
           </w:tcPr>
@@ -7320,7 +7228,7 @@
         </w:tc>
         <w:tc>
           <w:tcPr>
-            <w:tcW w:w="389" w:type="pct"/>
+            <w:tcW w:w="357" w:type="pct"/>
             <w:vAlign w:val="center"/>
             <w:hideMark/>
           </w:tcPr>
@@ -7354,7 +7262,7 @@
         </w:tc>
         <w:tc>
           <w:tcPr>
-            <w:tcW w:w="464" w:type="pct"/>
+            <w:tcW w:w="511" w:type="pct"/>
             <w:vAlign w:val="center"/>
             <w:hideMark/>
           </w:tcPr>
@@ -7388,7 +7296,7 @@
         </w:tc>
         <w:tc>
           <w:tcPr>
-            <w:tcW w:w="464" w:type="pct"/>
+            <w:tcW w:w="664" w:type="pct"/>
             <w:vAlign w:val="center"/>
             <w:hideMark/>
           </w:tcPr>
@@ -7422,7 +7330,7 @@
         </w:tc>
         <w:tc>
           <w:tcPr>
-            <w:tcW w:w="778" w:type="pct"/>
+            <w:tcW w:w="766" w:type="pct"/>
             <w:vAlign w:val="center"/>
             <w:hideMark/>
           </w:tcPr>
@@ -7456,7 +7364,7 @@
         </w:tc>
         <w:tc>
           <w:tcPr>
-            <w:tcW w:w="594" w:type="pct"/>
+            <w:tcW w:w="612" w:type="pct"/>
             <w:vAlign w:val="center"/>
             <w:hideMark/>
           </w:tcPr>
@@ -7529,7 +7437,7 @@
         </w:tc>
         <w:tc>
           <w:tcPr>
-            <w:tcW w:w="1961" w:type="pct"/>
+            <w:tcW w:w="1741" w:type="pct"/>
             <w:vAlign w:val="center"/>
             <w:hideMark/>
           </w:tcPr>
@@ -7562,7 +7470,7 @@
         </w:tc>
         <w:tc>
           <w:tcPr>
-            <w:tcW w:w="389" w:type="pct"/>
+            <w:tcW w:w="357" w:type="pct"/>
             <w:vAlign w:val="center"/>
             <w:hideMark/>
           </w:tcPr>
@@ -7596,7 +7504,7 @@
         </w:tc>
         <w:tc>
           <w:tcPr>
-            <w:tcW w:w="464" w:type="pct"/>
+            <w:tcW w:w="511" w:type="pct"/>
             <w:vAlign w:val="center"/>
             <w:hideMark/>
           </w:tcPr>
@@ -7630,7 +7538,7 @@
         </w:tc>
         <w:tc>
           <w:tcPr>
-            <w:tcW w:w="464" w:type="pct"/>
+            <w:tcW w:w="664" w:type="pct"/>
             <w:vAlign w:val="center"/>
             <w:hideMark/>
           </w:tcPr>
@@ -7664,7 +7572,7 @@
         </w:tc>
         <w:tc>
           <w:tcPr>
-            <w:tcW w:w="778" w:type="pct"/>
+            <w:tcW w:w="766" w:type="pct"/>
             <w:vAlign w:val="center"/>
             <w:hideMark/>
           </w:tcPr>
@@ -7698,7 +7606,7 @@
         </w:tc>
         <w:tc>
           <w:tcPr>
-            <w:tcW w:w="594" w:type="pct"/>
+            <w:tcW w:w="612" w:type="pct"/>
             <w:vAlign w:val="center"/>
             <w:hideMark/>
           </w:tcPr>
@@ -7771,7 +7679,7 @@
         </w:tc>
         <w:tc>
           <w:tcPr>
-            <w:tcW w:w="1961" w:type="pct"/>
+            <w:tcW w:w="1741" w:type="pct"/>
             <w:vAlign w:val="center"/>
             <w:hideMark/>
           </w:tcPr>
@@ -7804,7 +7712,7 @@
         </w:tc>
         <w:tc>
           <w:tcPr>
-            <w:tcW w:w="389" w:type="pct"/>
+            <w:tcW w:w="357" w:type="pct"/>
             <w:vAlign w:val="center"/>
             <w:hideMark/>
           </w:tcPr>
@@ -7838,7 +7746,7 @@
         </w:tc>
         <w:tc>
           <w:tcPr>
-            <w:tcW w:w="464" w:type="pct"/>
+            <w:tcW w:w="511" w:type="pct"/>
             <w:vAlign w:val="center"/>
             <w:hideMark/>
           </w:tcPr>
@@ -7872,7 +7780,7 @@
         </w:tc>
         <w:tc>
           <w:tcPr>
-            <w:tcW w:w="464" w:type="pct"/>
+            <w:tcW w:w="664" w:type="pct"/>
             <w:vAlign w:val="center"/>
             <w:hideMark/>
           </w:tcPr>
@@ -7906,7 +7814,7 @@
         </w:tc>
         <w:tc>
           <w:tcPr>
-            <w:tcW w:w="778" w:type="pct"/>
+            <w:tcW w:w="766" w:type="pct"/>
             <w:vAlign w:val="center"/>
             <w:hideMark/>
           </w:tcPr>
@@ -7940,7 +7848,7 @@
         </w:tc>
         <w:tc>
           <w:tcPr>
-            <w:tcW w:w="594" w:type="pct"/>
+            <w:tcW w:w="612" w:type="pct"/>
             <w:vAlign w:val="center"/>
             <w:hideMark/>
           </w:tcPr>
@@ -8007,13 +7915,14 @@
                 <w:szCs w:val="22"/>
                 <w14:ligatures w14:val="none"/>
               </w:rPr>
+              <w:lastRenderedPageBreak/>
               <w:t>3</w:t>
             </w:r>
           </w:p>
         </w:tc>
         <w:tc>
           <w:tcPr>
-            <w:tcW w:w="1961" w:type="pct"/>
+            <w:tcW w:w="1741" w:type="pct"/>
             <w:vAlign w:val="center"/>
             <w:hideMark/>
           </w:tcPr>
@@ -8046,7 +7955,7 @@
         </w:tc>
         <w:tc>
           <w:tcPr>
-            <w:tcW w:w="389" w:type="pct"/>
+            <w:tcW w:w="357" w:type="pct"/>
             <w:vAlign w:val="center"/>
             <w:hideMark/>
           </w:tcPr>
@@ -8080,7 +7989,7 @@
         </w:tc>
         <w:tc>
           <w:tcPr>
-            <w:tcW w:w="464" w:type="pct"/>
+            <w:tcW w:w="511" w:type="pct"/>
             <w:vAlign w:val="center"/>
             <w:hideMark/>
           </w:tcPr>
@@ -8114,7 +8023,7 @@
         </w:tc>
         <w:tc>
           <w:tcPr>
-            <w:tcW w:w="464" w:type="pct"/>
+            <w:tcW w:w="664" w:type="pct"/>
             <w:vAlign w:val="center"/>
             <w:hideMark/>
           </w:tcPr>
@@ -8148,7 +8057,7 @@
         </w:tc>
         <w:tc>
           <w:tcPr>
-            <w:tcW w:w="778" w:type="pct"/>
+            <w:tcW w:w="766" w:type="pct"/>
             <w:vAlign w:val="center"/>
             <w:hideMark/>
           </w:tcPr>
@@ -8182,7 +8091,7 @@
         </w:tc>
         <w:tc>
           <w:tcPr>
-            <w:tcW w:w="594" w:type="pct"/>
+            <w:tcW w:w="612" w:type="pct"/>
             <w:vAlign w:val="center"/>
             <w:hideMark/>
           </w:tcPr>
@@ -8251,7 +8160,7 @@
         </w:tc>
         <w:tc>
           <w:tcPr>
-            <w:tcW w:w="1961" w:type="pct"/>
+            <w:tcW w:w="1741" w:type="pct"/>
             <w:vAlign w:val="center"/>
             <w:hideMark/>
           </w:tcPr>
@@ -8280,7 +8189,7 @@
         </w:tc>
         <w:tc>
           <w:tcPr>
-            <w:tcW w:w="389" w:type="pct"/>
+            <w:tcW w:w="357" w:type="pct"/>
             <w:vAlign w:val="center"/>
             <w:hideMark/>
           </w:tcPr>
@@ -8310,7 +8219,7 @@
         </w:tc>
         <w:tc>
           <w:tcPr>
-            <w:tcW w:w="464" w:type="pct"/>
+            <w:tcW w:w="511" w:type="pct"/>
             <w:vAlign w:val="center"/>
             <w:hideMark/>
           </w:tcPr>
@@ -8340,7 +8249,7 @@
         </w:tc>
         <w:tc>
           <w:tcPr>
-            <w:tcW w:w="464" w:type="pct"/>
+            <w:tcW w:w="664" w:type="pct"/>
             <w:vAlign w:val="center"/>
             <w:hideMark/>
           </w:tcPr>
@@ -8370,7 +8279,7 @@
         </w:tc>
         <w:tc>
           <w:tcPr>
-            <w:tcW w:w="778" w:type="pct"/>
+            <w:tcW w:w="766" w:type="pct"/>
             <w:vAlign w:val="center"/>
             <w:hideMark/>
           </w:tcPr>
@@ -8400,7 +8309,7 @@
         </w:tc>
         <w:tc>
           <w:tcPr>
-            <w:tcW w:w="594" w:type="pct"/>
+            <w:tcW w:w="612" w:type="pct"/>
             <w:vAlign w:val="center"/>
             <w:hideMark/>
           </w:tcPr>
@@ -8465,7 +8374,7 @@
         </w:tc>
         <w:tc>
           <w:tcPr>
-            <w:tcW w:w="1961" w:type="pct"/>
+            <w:tcW w:w="1741" w:type="pct"/>
             <w:vAlign w:val="center"/>
             <w:hideMark/>
           </w:tcPr>
@@ -8494,7 +8403,7 @@
         </w:tc>
         <w:tc>
           <w:tcPr>
-            <w:tcW w:w="389" w:type="pct"/>
+            <w:tcW w:w="357" w:type="pct"/>
             <w:vAlign w:val="center"/>
             <w:hideMark/>
           </w:tcPr>
@@ -8524,7 +8433,7 @@
         </w:tc>
         <w:tc>
           <w:tcPr>
-            <w:tcW w:w="464" w:type="pct"/>
+            <w:tcW w:w="511" w:type="pct"/>
             <w:vAlign w:val="center"/>
             <w:hideMark/>
           </w:tcPr>
@@ -8554,7 +8463,7 @@
         </w:tc>
         <w:tc>
           <w:tcPr>
-            <w:tcW w:w="464" w:type="pct"/>
+            <w:tcW w:w="664" w:type="pct"/>
             <w:vAlign w:val="center"/>
             <w:hideMark/>
           </w:tcPr>
@@ -8584,7 +8493,7 @@
         </w:tc>
         <w:tc>
           <w:tcPr>
-            <w:tcW w:w="778" w:type="pct"/>
+            <w:tcW w:w="766" w:type="pct"/>
             <w:vAlign w:val="center"/>
             <w:hideMark/>
           </w:tcPr>
@@ -8614,7 +8523,7 @@
         </w:tc>
         <w:tc>
           <w:tcPr>
-            <w:tcW w:w="594" w:type="pct"/>
+            <w:tcW w:w="612" w:type="pct"/>
             <w:vAlign w:val="center"/>
             <w:hideMark/>
           </w:tcPr>
@@ -8683,7 +8592,7 @@
         </w:tc>
         <w:tc>
           <w:tcPr>
-            <w:tcW w:w="1961" w:type="pct"/>
+            <w:tcW w:w="1741" w:type="pct"/>
             <w:vAlign w:val="center"/>
             <w:hideMark/>
           </w:tcPr>
@@ -8716,7 +8625,7 @@
         </w:tc>
         <w:tc>
           <w:tcPr>
-            <w:tcW w:w="389" w:type="pct"/>
+            <w:tcW w:w="357" w:type="pct"/>
             <w:vAlign w:val="center"/>
             <w:hideMark/>
           </w:tcPr>
@@ -8750,7 +8659,7 @@
         </w:tc>
         <w:tc>
           <w:tcPr>
-            <w:tcW w:w="464" w:type="pct"/>
+            <w:tcW w:w="511" w:type="pct"/>
             <w:vAlign w:val="center"/>
             <w:hideMark/>
           </w:tcPr>
@@ -8784,7 +8693,7 @@
         </w:tc>
         <w:tc>
           <w:tcPr>
-            <w:tcW w:w="464" w:type="pct"/>
+            <w:tcW w:w="664" w:type="pct"/>
             <w:vAlign w:val="center"/>
             <w:hideMark/>
           </w:tcPr>
@@ -8818,7 +8727,7 @@
         </w:tc>
         <w:tc>
           <w:tcPr>
-            <w:tcW w:w="778" w:type="pct"/>
+            <w:tcW w:w="766" w:type="pct"/>
             <w:vAlign w:val="center"/>
             <w:hideMark/>
           </w:tcPr>
@@ -8852,7 +8761,7 @@
         </w:tc>
         <w:tc>
           <w:tcPr>
-            <w:tcW w:w="594" w:type="pct"/>
+            <w:tcW w:w="612" w:type="pct"/>
             <w:vAlign w:val="center"/>
             <w:hideMark/>
           </w:tcPr>
@@ -8925,7 +8834,7 @@
         </w:tc>
         <w:tc>
           <w:tcPr>
-            <w:tcW w:w="1961" w:type="pct"/>
+            <w:tcW w:w="1741" w:type="pct"/>
             <w:vAlign w:val="center"/>
             <w:hideMark/>
           </w:tcPr>
@@ -8958,7 +8867,7 @@
         </w:tc>
         <w:tc>
           <w:tcPr>
-            <w:tcW w:w="389" w:type="pct"/>
+            <w:tcW w:w="357" w:type="pct"/>
             <w:vAlign w:val="center"/>
             <w:hideMark/>
           </w:tcPr>
@@ -8992,7 +8901,7 @@
         </w:tc>
         <w:tc>
           <w:tcPr>
-            <w:tcW w:w="464" w:type="pct"/>
+            <w:tcW w:w="511" w:type="pct"/>
             <w:vAlign w:val="center"/>
             <w:hideMark/>
           </w:tcPr>
@@ -9026,7 +8935,7 @@
         </w:tc>
         <w:tc>
           <w:tcPr>
-            <w:tcW w:w="464" w:type="pct"/>
+            <w:tcW w:w="664" w:type="pct"/>
             <w:vAlign w:val="center"/>
             <w:hideMark/>
           </w:tcPr>
@@ -9060,7 +8969,7 @@
         </w:tc>
         <w:tc>
           <w:tcPr>
-            <w:tcW w:w="778" w:type="pct"/>
+            <w:tcW w:w="766" w:type="pct"/>
             <w:vAlign w:val="center"/>
             <w:hideMark/>
           </w:tcPr>
@@ -9094,7 +9003,7 @@
         </w:tc>
         <w:tc>
           <w:tcPr>
-            <w:tcW w:w="594" w:type="pct"/>
+            <w:tcW w:w="612" w:type="pct"/>
             <w:vAlign w:val="center"/>
             <w:hideMark/>
           </w:tcPr>
@@ -9167,7 +9076,7 @@
         </w:tc>
         <w:tc>
           <w:tcPr>
-            <w:tcW w:w="1961" w:type="pct"/>
+            <w:tcW w:w="1741" w:type="pct"/>
             <w:vAlign w:val="center"/>
             <w:hideMark/>
           </w:tcPr>
@@ -9200,7 +9109,7 @@
         </w:tc>
         <w:tc>
           <w:tcPr>
-            <w:tcW w:w="389" w:type="pct"/>
+            <w:tcW w:w="357" w:type="pct"/>
             <w:vAlign w:val="center"/>
             <w:hideMark/>
           </w:tcPr>
@@ -9234,7 +9143,7 @@
         </w:tc>
         <w:tc>
           <w:tcPr>
-            <w:tcW w:w="464" w:type="pct"/>
+            <w:tcW w:w="511" w:type="pct"/>
             <w:vAlign w:val="center"/>
             <w:hideMark/>
           </w:tcPr>
@@ -9268,7 +9177,7 @@
         </w:tc>
         <w:tc>
           <w:tcPr>
-            <w:tcW w:w="464" w:type="pct"/>
+            <w:tcW w:w="664" w:type="pct"/>
             <w:vAlign w:val="center"/>
             <w:hideMark/>
           </w:tcPr>
@@ -9302,7 +9211,7 @@
         </w:tc>
         <w:tc>
           <w:tcPr>
-            <w:tcW w:w="778" w:type="pct"/>
+            <w:tcW w:w="766" w:type="pct"/>
             <w:vAlign w:val="center"/>
             <w:hideMark/>
           </w:tcPr>
@@ -9336,7 +9245,7 @@
         </w:tc>
         <w:tc>
           <w:tcPr>
-            <w:tcW w:w="594" w:type="pct"/>
+            <w:tcW w:w="612" w:type="pct"/>
             <w:vAlign w:val="center"/>
             <w:hideMark/>
           </w:tcPr>
@@ -9405,7 +9314,7 @@
         </w:tc>
         <w:tc>
           <w:tcPr>
-            <w:tcW w:w="1961" w:type="pct"/>
+            <w:tcW w:w="1741" w:type="pct"/>
             <w:vAlign w:val="center"/>
             <w:hideMark/>
           </w:tcPr>
@@ -9434,7 +9343,7 @@
         </w:tc>
         <w:tc>
           <w:tcPr>
-            <w:tcW w:w="389" w:type="pct"/>
+            <w:tcW w:w="357" w:type="pct"/>
             <w:vAlign w:val="center"/>
             <w:hideMark/>
           </w:tcPr>
@@ -9464,7 +9373,7 @@
         </w:tc>
         <w:tc>
           <w:tcPr>
-            <w:tcW w:w="464" w:type="pct"/>
+            <w:tcW w:w="511" w:type="pct"/>
             <w:vAlign w:val="center"/>
             <w:hideMark/>
           </w:tcPr>
@@ -9494,7 +9403,7 @@
         </w:tc>
         <w:tc>
           <w:tcPr>
-            <w:tcW w:w="464" w:type="pct"/>
+            <w:tcW w:w="664" w:type="pct"/>
             <w:vAlign w:val="center"/>
             <w:hideMark/>
           </w:tcPr>
@@ -9524,7 +9433,7 @@
         </w:tc>
         <w:tc>
           <w:tcPr>
-            <w:tcW w:w="778" w:type="pct"/>
+            <w:tcW w:w="766" w:type="pct"/>
             <w:vAlign w:val="center"/>
             <w:hideMark/>
           </w:tcPr>
@@ -9554,7 +9463,7 @@
         </w:tc>
         <w:tc>
           <w:tcPr>
-            <w:tcW w:w="594" w:type="pct"/>
+            <w:tcW w:w="612" w:type="pct"/>
             <w:vAlign w:val="center"/>
             <w:hideMark/>
           </w:tcPr>
@@ -9613,14 +9522,13 @@
                 <w:szCs w:val="22"/>
                 <w14:ligatures w14:val="none"/>
               </w:rPr>
-              <w:lastRenderedPageBreak/>
               <w:t>-</w:t>
             </w:r>
           </w:p>
         </w:tc>
         <w:tc>
           <w:tcPr>
-            <w:tcW w:w="1961" w:type="pct"/>
+            <w:tcW w:w="1741" w:type="pct"/>
             <w:vAlign w:val="center"/>
             <w:hideMark/>
           </w:tcPr>
@@ -9649,7 +9557,7 @@
         </w:tc>
         <w:tc>
           <w:tcPr>
-            <w:tcW w:w="389" w:type="pct"/>
+            <w:tcW w:w="357" w:type="pct"/>
             <w:vAlign w:val="center"/>
             <w:hideMark/>
           </w:tcPr>
@@ -9679,7 +9587,7 @@
         </w:tc>
         <w:tc>
           <w:tcPr>
-            <w:tcW w:w="464" w:type="pct"/>
+            <w:tcW w:w="511" w:type="pct"/>
             <w:vAlign w:val="center"/>
             <w:hideMark/>
           </w:tcPr>
@@ -9709,7 +9617,7 @@
         </w:tc>
         <w:tc>
           <w:tcPr>
-            <w:tcW w:w="464" w:type="pct"/>
+            <w:tcW w:w="664" w:type="pct"/>
             <w:vAlign w:val="center"/>
             <w:hideMark/>
           </w:tcPr>
@@ -9739,7 +9647,7 @@
         </w:tc>
         <w:tc>
           <w:tcPr>
-            <w:tcW w:w="778" w:type="pct"/>
+            <w:tcW w:w="766" w:type="pct"/>
             <w:vAlign w:val="center"/>
             <w:hideMark/>
           </w:tcPr>
@@ -9769,7 +9677,7 @@
         </w:tc>
         <w:tc>
           <w:tcPr>
-            <w:tcW w:w="594" w:type="pct"/>
+            <w:tcW w:w="612" w:type="pct"/>
             <w:vAlign w:val="center"/>
             <w:hideMark/>
           </w:tcPr>
@@ -9834,7 +9742,7 @@
         </w:tc>
         <w:tc>
           <w:tcPr>
-            <w:tcW w:w="1961" w:type="pct"/>
+            <w:tcW w:w="1741" w:type="pct"/>
             <w:vAlign w:val="center"/>
             <w:hideMark/>
           </w:tcPr>
@@ -9863,7 +9771,7 @@
         </w:tc>
         <w:tc>
           <w:tcPr>
-            <w:tcW w:w="389" w:type="pct"/>
+            <w:tcW w:w="357" w:type="pct"/>
             <w:vAlign w:val="center"/>
             <w:hideMark/>
           </w:tcPr>
@@ -9893,7 +9801,7 @@
         </w:tc>
         <w:tc>
           <w:tcPr>
-            <w:tcW w:w="464" w:type="pct"/>
+            <w:tcW w:w="511" w:type="pct"/>
             <w:vAlign w:val="center"/>
             <w:hideMark/>
           </w:tcPr>
@@ -9923,7 +9831,7 @@
         </w:tc>
         <w:tc>
           <w:tcPr>
-            <w:tcW w:w="464" w:type="pct"/>
+            <w:tcW w:w="664" w:type="pct"/>
             <w:vAlign w:val="center"/>
             <w:hideMark/>
           </w:tcPr>
@@ -9953,7 +9861,7 @@
         </w:tc>
         <w:tc>
           <w:tcPr>
-            <w:tcW w:w="778" w:type="pct"/>
+            <w:tcW w:w="766" w:type="pct"/>
             <w:vAlign w:val="center"/>
             <w:hideMark/>
           </w:tcPr>
@@ -9983,7 +9891,7 @@
         </w:tc>
         <w:tc>
           <w:tcPr>
-            <w:tcW w:w="594" w:type="pct"/>
+            <w:tcW w:w="612" w:type="pct"/>
             <w:vAlign w:val="center"/>
             <w:hideMark/>
           </w:tcPr>
@@ -10052,7 +9960,7 @@
         </w:tc>
         <w:tc>
           <w:tcPr>
-            <w:tcW w:w="1961" w:type="pct"/>
+            <w:tcW w:w="1741" w:type="pct"/>
             <w:vAlign w:val="center"/>
             <w:hideMark/>
           </w:tcPr>
@@ -10085,7 +9993,7 @@
         </w:tc>
         <w:tc>
           <w:tcPr>
-            <w:tcW w:w="389" w:type="pct"/>
+            <w:tcW w:w="357" w:type="pct"/>
             <w:vAlign w:val="center"/>
             <w:hideMark/>
           </w:tcPr>
@@ -10119,7 +10027,7 @@
         </w:tc>
         <w:tc>
           <w:tcPr>
-            <w:tcW w:w="464" w:type="pct"/>
+            <w:tcW w:w="511" w:type="pct"/>
             <w:vAlign w:val="center"/>
             <w:hideMark/>
           </w:tcPr>
@@ -10153,7 +10061,7 @@
         </w:tc>
         <w:tc>
           <w:tcPr>
-            <w:tcW w:w="464" w:type="pct"/>
+            <w:tcW w:w="664" w:type="pct"/>
             <w:vAlign w:val="center"/>
             <w:hideMark/>
           </w:tcPr>
@@ -10187,7 +10095,7 @@
         </w:tc>
         <w:tc>
           <w:tcPr>
-            <w:tcW w:w="778" w:type="pct"/>
+            <w:tcW w:w="766" w:type="pct"/>
             <w:vAlign w:val="center"/>
             <w:hideMark/>
           </w:tcPr>
@@ -10221,7 +10129,7 @@
         </w:tc>
         <w:tc>
           <w:tcPr>
-            <w:tcW w:w="594" w:type="pct"/>
+            <w:tcW w:w="612" w:type="pct"/>
             <w:vAlign w:val="center"/>
             <w:hideMark/>
           </w:tcPr>
@@ -10290,7 +10198,7 @@
         </w:tc>
         <w:tc>
           <w:tcPr>
-            <w:tcW w:w="1961" w:type="pct"/>
+            <w:tcW w:w="1741" w:type="pct"/>
             <w:vAlign w:val="center"/>
             <w:hideMark/>
           </w:tcPr>
@@ -10319,7 +10227,7 @@
         </w:tc>
         <w:tc>
           <w:tcPr>
-            <w:tcW w:w="389" w:type="pct"/>
+            <w:tcW w:w="357" w:type="pct"/>
             <w:vAlign w:val="center"/>
             <w:hideMark/>
           </w:tcPr>
@@ -10349,7 +10257,7 @@
         </w:tc>
         <w:tc>
           <w:tcPr>
-            <w:tcW w:w="464" w:type="pct"/>
+            <w:tcW w:w="511" w:type="pct"/>
             <w:vAlign w:val="center"/>
             <w:hideMark/>
           </w:tcPr>
@@ -10379,7 +10287,7 @@
         </w:tc>
         <w:tc>
           <w:tcPr>
-            <w:tcW w:w="464" w:type="pct"/>
+            <w:tcW w:w="664" w:type="pct"/>
             <w:vAlign w:val="center"/>
             <w:hideMark/>
           </w:tcPr>
@@ -10409,7 +10317,7 @@
         </w:tc>
         <w:tc>
           <w:tcPr>
-            <w:tcW w:w="778" w:type="pct"/>
+            <w:tcW w:w="766" w:type="pct"/>
             <w:vAlign w:val="center"/>
             <w:hideMark/>
           </w:tcPr>
@@ -10439,7 +10347,7 @@
         </w:tc>
         <w:tc>
           <w:tcPr>
-            <w:tcW w:w="594" w:type="pct"/>
+            <w:tcW w:w="612" w:type="pct"/>
             <w:vAlign w:val="center"/>
             <w:hideMark/>
           </w:tcPr>
@@ -10504,7 +10412,7 @@
         </w:tc>
         <w:tc>
           <w:tcPr>
-            <w:tcW w:w="1961" w:type="pct"/>
+            <w:tcW w:w="1741" w:type="pct"/>
             <w:vAlign w:val="center"/>
             <w:hideMark/>
           </w:tcPr>
@@ -10533,7 +10441,7 @@
         </w:tc>
         <w:tc>
           <w:tcPr>
-            <w:tcW w:w="389" w:type="pct"/>
+            <w:tcW w:w="357" w:type="pct"/>
             <w:vAlign w:val="center"/>
             <w:hideMark/>
           </w:tcPr>
@@ -10563,7 +10471,7 @@
         </w:tc>
         <w:tc>
           <w:tcPr>
-            <w:tcW w:w="464" w:type="pct"/>
+            <w:tcW w:w="511" w:type="pct"/>
             <w:vAlign w:val="center"/>
             <w:hideMark/>
           </w:tcPr>
@@ -10593,7 +10501,7 @@
         </w:tc>
         <w:tc>
           <w:tcPr>
-            <w:tcW w:w="464" w:type="pct"/>
+            <w:tcW w:w="664" w:type="pct"/>
             <w:vAlign w:val="center"/>
             <w:hideMark/>
           </w:tcPr>
@@ -10623,7 +10531,7 @@
         </w:tc>
         <w:tc>
           <w:tcPr>
-            <w:tcW w:w="778" w:type="pct"/>
+            <w:tcW w:w="766" w:type="pct"/>
             <w:vAlign w:val="center"/>
             <w:hideMark/>
           </w:tcPr>
@@ -10653,7 +10561,7 @@
         </w:tc>
         <w:tc>
           <w:tcPr>
-            <w:tcW w:w="594" w:type="pct"/>
+            <w:tcW w:w="612" w:type="pct"/>
             <w:vAlign w:val="center"/>
             <w:hideMark/>
           </w:tcPr>
@@ -10718,7 +10626,7 @@
         </w:tc>
         <w:tc>
           <w:tcPr>
-            <w:tcW w:w="1961" w:type="pct"/>
+            <w:tcW w:w="1741" w:type="pct"/>
             <w:vAlign w:val="center"/>
             <w:hideMark/>
           </w:tcPr>
@@ -10747,7 +10655,7 @@
         </w:tc>
         <w:tc>
           <w:tcPr>
-            <w:tcW w:w="389" w:type="pct"/>
+            <w:tcW w:w="357" w:type="pct"/>
             <w:vAlign w:val="center"/>
             <w:hideMark/>
           </w:tcPr>
@@ -10777,7 +10685,7 @@
         </w:tc>
         <w:tc>
           <w:tcPr>
-            <w:tcW w:w="464" w:type="pct"/>
+            <w:tcW w:w="511" w:type="pct"/>
             <w:vAlign w:val="center"/>
             <w:hideMark/>
           </w:tcPr>
@@ -10807,7 +10715,7 @@
         </w:tc>
         <w:tc>
           <w:tcPr>
-            <w:tcW w:w="464" w:type="pct"/>
+            <w:tcW w:w="664" w:type="pct"/>
             <w:vAlign w:val="center"/>
             <w:hideMark/>
           </w:tcPr>
@@ -10837,7 +10745,7 @@
         </w:tc>
         <w:tc>
           <w:tcPr>
-            <w:tcW w:w="778" w:type="pct"/>
+            <w:tcW w:w="766" w:type="pct"/>
             <w:vAlign w:val="center"/>
             <w:hideMark/>
           </w:tcPr>
@@ -10867,7 +10775,7 @@
         </w:tc>
         <w:tc>
           <w:tcPr>
-            <w:tcW w:w="594" w:type="pct"/>
+            <w:tcW w:w="612" w:type="pct"/>
             <w:vAlign w:val="center"/>
             <w:hideMark/>
           </w:tcPr>
@@ -10936,7 +10844,7 @@
         </w:tc>
         <w:tc>
           <w:tcPr>
-            <w:tcW w:w="1961" w:type="pct"/>
+            <w:tcW w:w="1741" w:type="pct"/>
             <w:vAlign w:val="center"/>
             <w:hideMark/>
           </w:tcPr>
@@ -10969,7 +10877,7 @@
         </w:tc>
         <w:tc>
           <w:tcPr>
-            <w:tcW w:w="389" w:type="pct"/>
+            <w:tcW w:w="357" w:type="pct"/>
             <w:vAlign w:val="center"/>
             <w:hideMark/>
           </w:tcPr>
@@ -11003,7 +10911,7 @@
         </w:tc>
         <w:tc>
           <w:tcPr>
-            <w:tcW w:w="464" w:type="pct"/>
+            <w:tcW w:w="511" w:type="pct"/>
             <w:vAlign w:val="center"/>
             <w:hideMark/>
           </w:tcPr>
@@ -11037,7 +10945,7 @@
         </w:tc>
         <w:tc>
           <w:tcPr>
-            <w:tcW w:w="464" w:type="pct"/>
+            <w:tcW w:w="664" w:type="pct"/>
             <w:vAlign w:val="center"/>
             <w:hideMark/>
           </w:tcPr>
@@ -11071,7 +10979,7 @@
         </w:tc>
         <w:tc>
           <w:tcPr>
-            <w:tcW w:w="778" w:type="pct"/>
+            <w:tcW w:w="766" w:type="pct"/>
             <w:vAlign w:val="center"/>
             <w:hideMark/>
           </w:tcPr>
@@ -11105,7 +11013,7 @@
         </w:tc>
         <w:tc>
           <w:tcPr>
-            <w:tcW w:w="594" w:type="pct"/>
+            <w:tcW w:w="612" w:type="pct"/>
             <w:vAlign w:val="center"/>
             <w:hideMark/>
           </w:tcPr>
@@ -11178,7 +11086,7 @@
         </w:tc>
         <w:tc>
           <w:tcPr>
-            <w:tcW w:w="1961" w:type="pct"/>
+            <w:tcW w:w="1741" w:type="pct"/>
             <w:vAlign w:val="center"/>
             <w:hideMark/>
           </w:tcPr>
@@ -11211,7 +11119,7 @@
         </w:tc>
         <w:tc>
           <w:tcPr>
-            <w:tcW w:w="389" w:type="pct"/>
+            <w:tcW w:w="357" w:type="pct"/>
             <w:vAlign w:val="center"/>
             <w:hideMark/>
           </w:tcPr>
@@ -11245,7 +11153,7 @@
         </w:tc>
         <w:tc>
           <w:tcPr>
-            <w:tcW w:w="464" w:type="pct"/>
+            <w:tcW w:w="511" w:type="pct"/>
             <w:vAlign w:val="center"/>
             <w:hideMark/>
           </w:tcPr>
@@ -11279,7 +11187,7 @@
         </w:tc>
         <w:tc>
           <w:tcPr>
-            <w:tcW w:w="464" w:type="pct"/>
+            <w:tcW w:w="664" w:type="pct"/>
             <w:vAlign w:val="center"/>
             <w:hideMark/>
           </w:tcPr>
@@ -11313,7 +11221,7 @@
         </w:tc>
         <w:tc>
           <w:tcPr>
-            <w:tcW w:w="778" w:type="pct"/>
+            <w:tcW w:w="766" w:type="pct"/>
             <w:vAlign w:val="center"/>
             <w:hideMark/>
           </w:tcPr>
@@ -11347,7 +11255,7 @@
         </w:tc>
         <w:tc>
           <w:tcPr>
-            <w:tcW w:w="594" w:type="pct"/>
+            <w:tcW w:w="612" w:type="pct"/>
             <w:vAlign w:val="center"/>
             <w:hideMark/>
           </w:tcPr>
@@ -11420,7 +11328,7 @@
         </w:tc>
         <w:tc>
           <w:tcPr>
-            <w:tcW w:w="1961" w:type="pct"/>
+            <w:tcW w:w="1741" w:type="pct"/>
             <w:vAlign w:val="center"/>
             <w:hideMark/>
           </w:tcPr>
@@ -11453,7 +11361,7 @@
         </w:tc>
         <w:tc>
           <w:tcPr>
-            <w:tcW w:w="389" w:type="pct"/>
+            <w:tcW w:w="357" w:type="pct"/>
             <w:vAlign w:val="center"/>
             <w:hideMark/>
           </w:tcPr>
@@ -11487,7 +11395,7 @@
         </w:tc>
         <w:tc>
           <w:tcPr>
-            <w:tcW w:w="464" w:type="pct"/>
+            <w:tcW w:w="511" w:type="pct"/>
             <w:vAlign w:val="center"/>
             <w:hideMark/>
           </w:tcPr>
@@ -11521,7 +11429,7 @@
         </w:tc>
         <w:tc>
           <w:tcPr>
-            <w:tcW w:w="464" w:type="pct"/>
+            <w:tcW w:w="664" w:type="pct"/>
             <w:vAlign w:val="center"/>
             <w:hideMark/>
           </w:tcPr>
@@ -11555,7 +11463,7 @@
         </w:tc>
         <w:tc>
           <w:tcPr>
-            <w:tcW w:w="778" w:type="pct"/>
+            <w:tcW w:w="766" w:type="pct"/>
             <w:vAlign w:val="center"/>
             <w:hideMark/>
           </w:tcPr>
@@ -11589,7 +11497,7 @@
         </w:tc>
         <w:tc>
           <w:tcPr>
-            <w:tcW w:w="594" w:type="pct"/>
+            <w:tcW w:w="612" w:type="pct"/>
             <w:vAlign w:val="center"/>
             <w:hideMark/>
           </w:tcPr>
@@ -11662,7 +11570,7 @@
         </w:tc>
         <w:tc>
           <w:tcPr>
-            <w:tcW w:w="1961" w:type="pct"/>
+            <w:tcW w:w="1741" w:type="pct"/>
             <w:vAlign w:val="center"/>
             <w:hideMark/>
           </w:tcPr>
@@ -11695,7 +11603,7 @@
         </w:tc>
         <w:tc>
           <w:tcPr>
-            <w:tcW w:w="389" w:type="pct"/>
+            <w:tcW w:w="357" w:type="pct"/>
             <w:vAlign w:val="center"/>
             <w:hideMark/>
           </w:tcPr>
@@ -11729,7 +11637,7 @@
         </w:tc>
         <w:tc>
           <w:tcPr>
-            <w:tcW w:w="464" w:type="pct"/>
+            <w:tcW w:w="511" w:type="pct"/>
             <w:vAlign w:val="center"/>
             <w:hideMark/>
           </w:tcPr>
@@ -11763,7 +11671,7 @@
         </w:tc>
         <w:tc>
           <w:tcPr>
-            <w:tcW w:w="464" w:type="pct"/>
+            <w:tcW w:w="664" w:type="pct"/>
             <w:vAlign w:val="center"/>
             <w:hideMark/>
           </w:tcPr>
@@ -11797,7 +11705,7 @@
         </w:tc>
         <w:tc>
           <w:tcPr>
-            <w:tcW w:w="778" w:type="pct"/>
+            <w:tcW w:w="766" w:type="pct"/>
             <w:vAlign w:val="center"/>
             <w:hideMark/>
           </w:tcPr>
@@ -11831,7 +11739,7 @@
         </w:tc>
         <w:tc>
           <w:tcPr>
-            <w:tcW w:w="594" w:type="pct"/>
+            <w:tcW w:w="612" w:type="pct"/>
             <w:vAlign w:val="center"/>
             <w:hideMark/>
           </w:tcPr>
@@ -11904,7 +11812,7 @@
         </w:tc>
         <w:tc>
           <w:tcPr>
-            <w:tcW w:w="1961" w:type="pct"/>
+            <w:tcW w:w="1741" w:type="pct"/>
             <w:vAlign w:val="center"/>
             <w:hideMark/>
           </w:tcPr>
@@ -11937,7 +11845,7 @@
         </w:tc>
         <w:tc>
           <w:tcPr>
-            <w:tcW w:w="389" w:type="pct"/>
+            <w:tcW w:w="357" w:type="pct"/>
             <w:vAlign w:val="center"/>
             <w:hideMark/>
           </w:tcPr>
@@ -11971,7 +11879,7 @@
         </w:tc>
         <w:tc>
           <w:tcPr>
-            <w:tcW w:w="464" w:type="pct"/>
+            <w:tcW w:w="511" w:type="pct"/>
             <w:vAlign w:val="center"/>
             <w:hideMark/>
           </w:tcPr>
@@ -12005,7 +11913,7 @@
         </w:tc>
         <w:tc>
           <w:tcPr>
-            <w:tcW w:w="464" w:type="pct"/>
+            <w:tcW w:w="664" w:type="pct"/>
             <w:vAlign w:val="center"/>
             <w:hideMark/>
           </w:tcPr>
@@ -12039,7 +11947,7 @@
         </w:tc>
         <w:tc>
           <w:tcPr>
-            <w:tcW w:w="778" w:type="pct"/>
+            <w:tcW w:w="766" w:type="pct"/>
             <w:vAlign w:val="center"/>
             <w:hideMark/>
           </w:tcPr>
@@ -12073,7 +11981,7 @@
         </w:tc>
         <w:tc>
           <w:tcPr>
-            <w:tcW w:w="594" w:type="pct"/>
+            <w:tcW w:w="612" w:type="pct"/>
             <w:vAlign w:val="center"/>
             <w:hideMark/>
           </w:tcPr>
@@ -12146,7 +12054,7 @@
         </w:tc>
         <w:tc>
           <w:tcPr>
-            <w:tcW w:w="1961" w:type="pct"/>
+            <w:tcW w:w="1741" w:type="pct"/>
             <w:vAlign w:val="center"/>
             <w:hideMark/>
           </w:tcPr>
@@ -12179,7 +12087,7 @@
         </w:tc>
         <w:tc>
           <w:tcPr>
-            <w:tcW w:w="389" w:type="pct"/>
+            <w:tcW w:w="357" w:type="pct"/>
             <w:vAlign w:val="center"/>
             <w:hideMark/>
           </w:tcPr>
@@ -12213,7 +12121,7 @@
         </w:tc>
         <w:tc>
           <w:tcPr>
-            <w:tcW w:w="464" w:type="pct"/>
+            <w:tcW w:w="511" w:type="pct"/>
             <w:vAlign w:val="center"/>
             <w:hideMark/>
           </w:tcPr>
@@ -12247,7 +12155,7 @@
         </w:tc>
         <w:tc>
           <w:tcPr>
-            <w:tcW w:w="464" w:type="pct"/>
+            <w:tcW w:w="664" w:type="pct"/>
             <w:vAlign w:val="center"/>
             <w:hideMark/>
           </w:tcPr>
@@ -12281,7 +12189,7 @@
         </w:tc>
         <w:tc>
           <w:tcPr>
-            <w:tcW w:w="778" w:type="pct"/>
+            <w:tcW w:w="766" w:type="pct"/>
             <w:vAlign w:val="center"/>
             <w:hideMark/>
           </w:tcPr>
@@ -12315,7 +12223,7 @@
         </w:tc>
         <w:tc>
           <w:tcPr>
-            <w:tcW w:w="594" w:type="pct"/>
+            <w:tcW w:w="612" w:type="pct"/>
             <w:vAlign w:val="center"/>
             <w:hideMark/>
           </w:tcPr>
@@ -12384,7 +12292,7 @@
         </w:tc>
         <w:tc>
           <w:tcPr>
-            <w:tcW w:w="1961" w:type="pct"/>
+            <w:tcW w:w="1741" w:type="pct"/>
             <w:vAlign w:val="center"/>
             <w:hideMark/>
           </w:tcPr>
@@ -12413,7 +12321,7 @@
         </w:tc>
         <w:tc>
           <w:tcPr>
-            <w:tcW w:w="389" w:type="pct"/>
+            <w:tcW w:w="357" w:type="pct"/>
             <w:vAlign w:val="center"/>
             <w:hideMark/>
           </w:tcPr>
@@ -12443,7 +12351,7 @@
         </w:tc>
         <w:tc>
           <w:tcPr>
-            <w:tcW w:w="464" w:type="pct"/>
+            <w:tcW w:w="511" w:type="pct"/>
             <w:vAlign w:val="center"/>
             <w:hideMark/>
           </w:tcPr>
@@ -12473,7 +12381,7 @@
         </w:tc>
         <w:tc>
           <w:tcPr>
-            <w:tcW w:w="464" w:type="pct"/>
+            <w:tcW w:w="664" w:type="pct"/>
             <w:vAlign w:val="center"/>
             <w:hideMark/>
           </w:tcPr>
@@ -12503,7 +12411,7 @@
         </w:tc>
         <w:tc>
           <w:tcPr>
-            <w:tcW w:w="778" w:type="pct"/>
+            <w:tcW w:w="766" w:type="pct"/>
             <w:vAlign w:val="center"/>
             <w:hideMark/>
           </w:tcPr>
@@ -12533,7 +12441,7 @@
         </w:tc>
         <w:tc>
           <w:tcPr>
-            <w:tcW w:w="594" w:type="pct"/>
+            <w:tcW w:w="612" w:type="pct"/>
             <w:vAlign w:val="center"/>
             <w:hideMark/>
           </w:tcPr>
@@ -12600,7 +12508,7 @@
         </w:tc>
         <w:tc>
           <w:tcPr>
-            <w:tcW w:w="1961" w:type="pct"/>
+            <w:tcW w:w="1741" w:type="pct"/>
             <w:noWrap/>
             <w:vAlign w:val="bottom"/>
             <w:hideMark/>
@@ -12632,7 +12540,7 @@
         </w:tc>
         <w:tc>
           <w:tcPr>
-            <w:tcW w:w="389" w:type="pct"/>
+            <w:tcW w:w="357" w:type="pct"/>
             <w:noWrap/>
             <w:vAlign w:val="bottom"/>
             <w:hideMark/>
@@ -12653,7 +12561,7 @@
         </w:tc>
         <w:tc>
           <w:tcPr>
-            <w:tcW w:w="464" w:type="pct"/>
+            <w:tcW w:w="511" w:type="pct"/>
             <w:noWrap/>
             <w:vAlign w:val="bottom"/>
             <w:hideMark/>
@@ -12686,7 +12594,7 @@
         </w:tc>
         <w:tc>
           <w:tcPr>
-            <w:tcW w:w="464" w:type="pct"/>
+            <w:tcW w:w="664" w:type="pct"/>
             <w:noWrap/>
             <w:vAlign w:val="bottom"/>
             <w:hideMark/>
@@ -12708,7 +12616,7 @@
         </w:tc>
         <w:tc>
           <w:tcPr>
-            <w:tcW w:w="778" w:type="pct"/>
+            <w:tcW w:w="766" w:type="pct"/>
             <w:noWrap/>
             <w:vAlign w:val="bottom"/>
             <w:hideMark/>
@@ -12728,7 +12636,7 @@
         </w:tc>
         <w:tc>
           <w:tcPr>
-            <w:tcW w:w="594" w:type="pct"/>
+            <w:tcW w:w="612" w:type="pct"/>
             <w:noWrap/>
             <w:vAlign w:val="bottom"/>
             <w:hideMark/>
@@ -12788,7 +12696,7 @@
         </w:tc>
         <w:tc>
           <w:tcPr>
-            <w:tcW w:w="1961" w:type="pct"/>
+            <w:tcW w:w="1741" w:type="pct"/>
             <w:noWrap/>
             <w:vAlign w:val="bottom"/>
             <w:hideMark/>
@@ -12820,7 +12728,7 @@
         </w:tc>
         <w:tc>
           <w:tcPr>
-            <w:tcW w:w="389" w:type="pct"/>
+            <w:tcW w:w="357" w:type="pct"/>
             <w:noWrap/>
             <w:vAlign w:val="bottom"/>
             <w:hideMark/>
@@ -12853,7 +12761,7 @@
         </w:tc>
         <w:tc>
           <w:tcPr>
-            <w:tcW w:w="464" w:type="pct"/>
+            <w:tcW w:w="511" w:type="pct"/>
             <w:noWrap/>
             <w:vAlign w:val="bottom"/>
             <w:hideMark/>
@@ -12886,7 +12794,7 @@
         </w:tc>
         <w:tc>
           <w:tcPr>
-            <w:tcW w:w="464" w:type="pct"/>
+            <w:tcW w:w="664" w:type="pct"/>
             <w:noWrap/>
             <w:vAlign w:val="bottom"/>
             <w:hideMark/>
@@ -12919,7 +12827,7 @@
         </w:tc>
         <w:tc>
           <w:tcPr>
-            <w:tcW w:w="778" w:type="pct"/>
+            <w:tcW w:w="766" w:type="pct"/>
             <w:noWrap/>
             <w:vAlign w:val="bottom"/>
             <w:hideMark/>
@@ -12952,7 +12860,7 @@
         </w:tc>
         <w:tc>
           <w:tcPr>
-            <w:tcW w:w="594" w:type="pct"/>
+            <w:tcW w:w="612" w:type="pct"/>
             <w:noWrap/>
             <w:vAlign w:val="bottom"/>
             <w:hideMark/>
@@ -12987,7 +12895,7 @@
     </w:tbl>
     <w:p/>
     <w:sectPr>
-      <w:pgSz w:w="11907" w:h="16840" w:code="9"/>
+      <w:pgSz w:w="16840" w:h="11907" w:orient="landscape" w:code="9"/>
       <w:pgMar w:top="1440" w:right="1440" w:bottom="1440" w:left="1440" w:header="720" w:footer="720" w:gutter="0"/>
       <w:cols w:space="720"/>
       <w:docGrid w:linePitch="381"/>
